--- a/Prostate/Videos/Video Transcript HCP & CHW (1).docx
+++ b/Prostate/Videos/Video Transcript HCP & CHW (1).docx
@@ -56,7 +56,21 @@
         <w:rPr>
           <w:lang w:val="en-US"/>
         </w:rPr>
-        <w:t xml:space="preserve">His son, Eric, also noticed that Jean seemed more tired than usual. They visited their local health centre, where the doctor listened carefully to Jean’s concerns. </w:t>
+        <w:t xml:space="preserve">His son, Eric, also noticed that Jean seemed more tired than usual. They visited their local health </w:t>
+      </w:r>
+      <w:proofErr w:type="spellStart"/>
+      <w:r>
+        <w:rPr>
+          <w:lang w:val="en-US"/>
+        </w:rPr>
+        <w:t>centre</w:t>
+      </w:r>
+      <w:proofErr w:type="spellEnd"/>
+      <w:r>
+        <w:rPr>
+          <w:lang w:val="en-US"/>
+        </w:rPr>
+        <w:t xml:space="preserve">, where the doctor listened carefully to Jean’s concerns. </w:t>
       </w:r>
     </w:p>
     <w:p>
@@ -158,20 +172,22 @@
     <w:p>
       <w:pPr>
         <w:rPr>
-          <w:lang w:val="es-ES"/>
-        </w:rPr>
-      </w:pPr>
-      <w:r>
-        <w:rPr>
-          <w:lang w:val="es-ES"/>
-        </w:rPr>
-        <w:t>Video 1 HCP</w:t>
-      </w:r>
-      <w:r>
-        <w:rPr>
-          <w:lang w:val="es-ES"/>
-        </w:rPr>
-        <w:t xml:space="preserve"> FR</w:t>
+          <w:lang w:val="fr-FR"/>
+        </w:rPr>
+      </w:pPr>
+      <w:proofErr w:type="spellStart"/>
+      <w:r>
+        <w:rPr>
+          <w:lang w:val="fr-FR"/>
+        </w:rPr>
+        <w:t>Video</w:t>
+      </w:r>
+      <w:proofErr w:type="spellEnd"/>
+      <w:r>
+        <w:rPr>
+          <w:lang w:val="fr-FR"/>
+        </w:rPr>
+        <w:t xml:space="preserve"> 1 HCP FR</w:t>
       </w:r>
     </w:p>
     <w:p>
@@ -184,20 +200,42 @@
         <w:rPr>
           <w:lang w:val="fr-FR"/>
         </w:rPr>
-        <w:t>Récemment, Jean a remarqué que son jet urinaire était plus faible et qu’il se levait plusieurs fois par nuit pour uriner. Son fils Eric l’a aussi trouvé plus fatigué que d’habitude. Ensemble, ils se sont rendus au centre de santé local. Après avoir écouté attentivement ses préoccupations et compte tenu de son âge et de ses symptômes, le professionnel de santé a recommandé une évaluation complémentaire et un dépistage.</w:t>
+        <w:t xml:space="preserve">Récemment, Jean a remarqué que son jet urinaire était plus faible et qu’il se levait plusieurs fois par nuit pour uriner. Son fils </w:t>
+      </w:r>
+      <w:proofErr w:type="spellStart"/>
+      <w:r>
+        <w:rPr>
+          <w:lang w:val="fr-FR"/>
+        </w:rPr>
+        <w:t>Eric</w:t>
+      </w:r>
+      <w:proofErr w:type="spellEnd"/>
+      <w:r>
+        <w:rPr>
+          <w:lang w:val="fr-FR"/>
+        </w:rPr>
+        <w:t xml:space="preserve"> l’a aussi trouvé plus fatigué que d’habitude. Ensemble, ils se sont rendus au centre de santé local. Après avoir écouté attentivement ses préoccupations et compte tenu de son âge et de ses symptômes, le professionnel de santé a recommandé une évaluation complémentaire et un dépistage.</w:t>
       </w:r>
     </w:p>
     <w:p>
       <w:pPr>
         <w:rPr>
-          <w:lang w:val="es-ES"/>
-        </w:rPr>
-      </w:pPr>
-      <w:r>
-        <w:rPr>
-          <w:lang w:val="es-ES"/>
-        </w:rPr>
-        <w:t>Video 2 HCP FR</w:t>
+          <w:lang w:val="fr-FR"/>
+        </w:rPr>
+      </w:pPr>
+      <w:proofErr w:type="spellStart"/>
+      <w:r>
+        <w:rPr>
+          <w:lang w:val="fr-FR"/>
+        </w:rPr>
+        <w:t>Video</w:t>
+      </w:r>
+      <w:proofErr w:type="spellEnd"/>
+      <w:r>
+        <w:rPr>
+          <w:lang w:val="fr-FR"/>
+        </w:rPr>
+        <w:t xml:space="preserve"> 2 HCP FR</w:t>
       </w:r>
     </w:p>
     <w:p>
@@ -210,24 +248,38 @@
         <w:rPr>
           <w:lang w:val="fr-FR"/>
         </w:rPr>
-        <w:t>Lorsque Jean est revenu avec ses résultats, l’infirmière lui a expliqué qu’il était encore trop tôt pour savoir si ses symptômes étaient liés à un cancer. Elle l’a encouragé à suivre les recommandations et à revenir pour le suivi. Elle a préparé une référence vers l’hôpital de district et a discuté des prochaines étapes avec Jean et Eric. Face à leurs inquiétudes concernant le voyage et les coûts, elle les a aidés à s’organiser et leur a expliqué les signes d’alerte nécessitant une prise en charge urgente.</w:t>
+        <w:t xml:space="preserve">Lorsque Jean est revenu avec ses résultats, l’infirmière lui a expliqué qu’il était encore trop tôt pour savoir si ses symptômes étaient liés à un cancer. Elle l’a encouragé à suivre les recommandations et à revenir pour le suivi. Elle a préparé une référence vers l’hôpital de district et a discuté des prochaines étapes avec Jean et </w:t>
+      </w:r>
+      <w:proofErr w:type="spellStart"/>
+      <w:r>
+        <w:rPr>
+          <w:lang w:val="fr-FR"/>
+        </w:rPr>
+        <w:t>Eric</w:t>
+      </w:r>
+      <w:proofErr w:type="spellEnd"/>
+      <w:r>
+        <w:rPr>
+          <w:lang w:val="fr-FR"/>
+        </w:rPr>
+        <w:t>. Face à leurs inquiétudes concernant le voyage et les coûts, elle les a aidés à s’organiser et leur a expliqué les signes d’alerte nécessitant une prise en charge urgente.</w:t>
       </w:r>
     </w:p>
     <w:p>
       <w:pPr>
         <w:rPr>
-          <w:lang w:val="es-ES"/>
-        </w:rPr>
-      </w:pPr>
-      <w:r>
-        <w:rPr>
-          <w:lang w:val="es-ES"/>
+          <w:lang w:val="en-US"/>
+        </w:rPr>
+      </w:pPr>
+      <w:r>
+        <w:rPr>
+          <w:lang w:val="en-US"/>
         </w:rPr>
         <w:t>Video 1 CHW</w:t>
       </w:r>
       <w:r>
         <w:rPr>
-          <w:lang w:val="es-ES"/>
+          <w:lang w:val="en-US"/>
         </w:rPr>
         <w:t xml:space="preserve"> EN</w:t>
       </w:r>
@@ -269,7 +321,21 @@
         <w:rPr>
           <w:lang w:val="en-US"/>
         </w:rPr>
-        <w:t>With encouragement from Claudine and support from his son Gilbert, Faustin decides to visit the health centre and take the first step.</w:t>
+        <w:t xml:space="preserve">With encouragement from Claudine and support from his son Gilbert, Faustin decides to visit the health </w:t>
+      </w:r>
+      <w:proofErr w:type="spellStart"/>
+      <w:r>
+        <w:rPr>
+          <w:lang w:val="en-US"/>
+        </w:rPr>
+        <w:t>centre</w:t>
+      </w:r>
+      <w:proofErr w:type="spellEnd"/>
+      <w:r>
+        <w:rPr>
+          <w:lang w:val="en-US"/>
+        </w:rPr>
+        <w:t xml:space="preserve"> and take the first step.</w:t>
       </w:r>
     </w:p>
     <w:p>
@@ -372,7 +438,581 @@
         <w:rPr>
           <w:lang w:val="en-US"/>
         </w:rPr>
-        <w:t>austine yabonye impinduka mu buryo yihagarika, harimo kubyuka nijoro kenshi no kugira inkari zisohoka gahoro. Nubwo yumvaga ameze neza, yari afite impungenge. Claudine, umujyanama w’ubuzima, yamuteze amatwi neza maze amwizeza ko kwisuzumisha byamufasha. Kubera inkunga ya Claudine n’umuhungu we Gilbert, Faustine yafashe icyemezo cyo kujya ku kigo nderabuzima no gutangira urugendo rwo kwivuza.</w:t>
+        <w:t xml:space="preserve">austine </w:t>
+      </w:r>
+      <w:proofErr w:type="spellStart"/>
+      <w:r>
+        <w:rPr>
+          <w:lang w:val="en-US"/>
+        </w:rPr>
+        <w:t>yabonye</w:t>
+      </w:r>
+      <w:proofErr w:type="spellEnd"/>
+      <w:r>
+        <w:rPr>
+          <w:lang w:val="en-US"/>
+        </w:rPr>
+        <w:t xml:space="preserve"> </w:t>
+      </w:r>
+      <w:proofErr w:type="spellStart"/>
+      <w:r>
+        <w:rPr>
+          <w:lang w:val="en-US"/>
+        </w:rPr>
+        <w:t>impinduka</w:t>
+      </w:r>
+      <w:proofErr w:type="spellEnd"/>
+      <w:r>
+        <w:rPr>
+          <w:lang w:val="en-US"/>
+        </w:rPr>
+        <w:t xml:space="preserve"> mu </w:t>
+      </w:r>
+      <w:proofErr w:type="spellStart"/>
+      <w:r>
+        <w:rPr>
+          <w:lang w:val="en-US"/>
+        </w:rPr>
+        <w:t>buryo</w:t>
+      </w:r>
+      <w:proofErr w:type="spellEnd"/>
+      <w:r>
+        <w:rPr>
+          <w:lang w:val="en-US"/>
+        </w:rPr>
+        <w:t xml:space="preserve"> </w:t>
+      </w:r>
+      <w:proofErr w:type="spellStart"/>
+      <w:r>
+        <w:rPr>
+          <w:lang w:val="en-US"/>
+        </w:rPr>
+        <w:t>yihagarika</w:t>
+      </w:r>
+      <w:proofErr w:type="spellEnd"/>
+      <w:r>
+        <w:rPr>
+          <w:lang w:val="en-US"/>
+        </w:rPr>
+        <w:t xml:space="preserve">, </w:t>
+      </w:r>
+      <w:proofErr w:type="spellStart"/>
+      <w:r>
+        <w:rPr>
+          <w:lang w:val="en-US"/>
+        </w:rPr>
+        <w:t>harimo</w:t>
+      </w:r>
+      <w:proofErr w:type="spellEnd"/>
+      <w:r>
+        <w:rPr>
+          <w:lang w:val="en-US"/>
+        </w:rPr>
+        <w:t xml:space="preserve"> </w:t>
+      </w:r>
+      <w:proofErr w:type="spellStart"/>
+      <w:r>
+        <w:rPr>
+          <w:lang w:val="en-US"/>
+        </w:rPr>
+        <w:t>kubyuka</w:t>
+      </w:r>
+      <w:proofErr w:type="spellEnd"/>
+      <w:r>
+        <w:rPr>
+          <w:lang w:val="en-US"/>
+        </w:rPr>
+        <w:t xml:space="preserve"> </w:t>
+      </w:r>
+      <w:proofErr w:type="spellStart"/>
+      <w:r>
+        <w:rPr>
+          <w:lang w:val="en-US"/>
+        </w:rPr>
+        <w:t>nijoro</w:t>
+      </w:r>
+      <w:proofErr w:type="spellEnd"/>
+      <w:r>
+        <w:rPr>
+          <w:lang w:val="en-US"/>
+        </w:rPr>
+        <w:t xml:space="preserve"> </w:t>
+      </w:r>
+      <w:proofErr w:type="spellStart"/>
+      <w:r>
+        <w:rPr>
+          <w:lang w:val="en-US"/>
+        </w:rPr>
+        <w:t>kenshi</w:t>
+      </w:r>
+      <w:proofErr w:type="spellEnd"/>
+      <w:r>
+        <w:rPr>
+          <w:lang w:val="en-US"/>
+        </w:rPr>
+        <w:t xml:space="preserve"> no </w:t>
+      </w:r>
+      <w:proofErr w:type="spellStart"/>
+      <w:r>
+        <w:rPr>
+          <w:lang w:val="en-US"/>
+        </w:rPr>
+        <w:t>kugira</w:t>
+      </w:r>
+      <w:proofErr w:type="spellEnd"/>
+      <w:r>
+        <w:rPr>
+          <w:lang w:val="en-US"/>
+        </w:rPr>
+        <w:t xml:space="preserve"> </w:t>
+      </w:r>
+      <w:proofErr w:type="spellStart"/>
+      <w:r>
+        <w:rPr>
+          <w:lang w:val="en-US"/>
+        </w:rPr>
+        <w:t>inkari</w:t>
+      </w:r>
+      <w:proofErr w:type="spellEnd"/>
+      <w:r>
+        <w:rPr>
+          <w:lang w:val="en-US"/>
+        </w:rPr>
+        <w:t xml:space="preserve"> </w:t>
+      </w:r>
+      <w:proofErr w:type="spellStart"/>
+      <w:r>
+        <w:rPr>
+          <w:lang w:val="en-US"/>
+        </w:rPr>
+        <w:t>zisohoka</w:t>
+      </w:r>
+      <w:proofErr w:type="spellEnd"/>
+      <w:r>
+        <w:rPr>
+          <w:lang w:val="en-US"/>
+        </w:rPr>
+        <w:t xml:space="preserve"> </w:t>
+      </w:r>
+      <w:proofErr w:type="spellStart"/>
+      <w:r>
+        <w:rPr>
+          <w:lang w:val="en-US"/>
+        </w:rPr>
+        <w:t>gahoro</w:t>
+      </w:r>
+      <w:proofErr w:type="spellEnd"/>
+      <w:r>
+        <w:rPr>
+          <w:lang w:val="en-US"/>
+        </w:rPr>
+        <w:t xml:space="preserve">. </w:t>
+      </w:r>
+      <w:proofErr w:type="spellStart"/>
+      <w:r>
+        <w:rPr>
+          <w:lang w:val="en-US"/>
+        </w:rPr>
+        <w:t>Nubwo</w:t>
+      </w:r>
+      <w:proofErr w:type="spellEnd"/>
+      <w:r>
+        <w:rPr>
+          <w:lang w:val="en-US"/>
+        </w:rPr>
+        <w:t xml:space="preserve"> </w:t>
+      </w:r>
+      <w:proofErr w:type="spellStart"/>
+      <w:r>
+        <w:rPr>
+          <w:lang w:val="en-US"/>
+        </w:rPr>
+        <w:t>yumvaga</w:t>
+      </w:r>
+      <w:proofErr w:type="spellEnd"/>
+      <w:r>
+        <w:rPr>
+          <w:lang w:val="en-US"/>
+        </w:rPr>
+        <w:t xml:space="preserve"> </w:t>
+      </w:r>
+      <w:proofErr w:type="spellStart"/>
+      <w:r>
+        <w:rPr>
+          <w:lang w:val="en-US"/>
+        </w:rPr>
+        <w:t>ameze</w:t>
+      </w:r>
+      <w:proofErr w:type="spellEnd"/>
+      <w:r>
+        <w:rPr>
+          <w:lang w:val="en-US"/>
+        </w:rPr>
+        <w:t xml:space="preserve"> </w:t>
+      </w:r>
+      <w:proofErr w:type="spellStart"/>
+      <w:r>
+        <w:rPr>
+          <w:lang w:val="en-US"/>
+        </w:rPr>
+        <w:t>neza</w:t>
+      </w:r>
+      <w:proofErr w:type="spellEnd"/>
+      <w:r>
+        <w:rPr>
+          <w:lang w:val="en-US"/>
+        </w:rPr>
+        <w:t xml:space="preserve">, </w:t>
+      </w:r>
+      <w:proofErr w:type="spellStart"/>
+      <w:r>
+        <w:rPr>
+          <w:lang w:val="en-US"/>
+        </w:rPr>
+        <w:t>yari</w:t>
+      </w:r>
+      <w:proofErr w:type="spellEnd"/>
+      <w:r>
+        <w:rPr>
+          <w:lang w:val="en-US"/>
+        </w:rPr>
+        <w:t xml:space="preserve"> </w:t>
+      </w:r>
+      <w:proofErr w:type="spellStart"/>
+      <w:r>
+        <w:rPr>
+          <w:lang w:val="en-US"/>
+        </w:rPr>
+        <w:t>afite</w:t>
+      </w:r>
+      <w:proofErr w:type="spellEnd"/>
+      <w:r>
+        <w:rPr>
+          <w:lang w:val="en-US"/>
+        </w:rPr>
+        <w:t xml:space="preserve"> </w:t>
+      </w:r>
+      <w:proofErr w:type="spellStart"/>
+      <w:r>
+        <w:rPr>
+          <w:lang w:val="en-US"/>
+        </w:rPr>
+        <w:t>impungenge</w:t>
+      </w:r>
+      <w:proofErr w:type="spellEnd"/>
+      <w:r>
+        <w:rPr>
+          <w:lang w:val="en-US"/>
+        </w:rPr>
+        <w:t xml:space="preserve">. Claudine, </w:t>
+      </w:r>
+      <w:proofErr w:type="spellStart"/>
+      <w:r>
+        <w:rPr>
+          <w:lang w:val="en-US"/>
+        </w:rPr>
+        <w:t>umujyanama</w:t>
+      </w:r>
+      <w:proofErr w:type="spellEnd"/>
+      <w:r>
+        <w:rPr>
+          <w:lang w:val="en-US"/>
+        </w:rPr>
+        <w:t xml:space="preserve"> </w:t>
+      </w:r>
+      <w:proofErr w:type="spellStart"/>
+      <w:r>
+        <w:rPr>
+          <w:lang w:val="en-US"/>
+        </w:rPr>
+        <w:t>w’ubuzima</w:t>
+      </w:r>
+      <w:proofErr w:type="spellEnd"/>
+      <w:r>
+        <w:rPr>
+          <w:lang w:val="en-US"/>
+        </w:rPr>
+        <w:t xml:space="preserve">, </w:t>
+      </w:r>
+      <w:proofErr w:type="spellStart"/>
+      <w:r>
+        <w:rPr>
+          <w:lang w:val="en-US"/>
+        </w:rPr>
+        <w:t>yamuteze</w:t>
+      </w:r>
+      <w:proofErr w:type="spellEnd"/>
+      <w:r>
+        <w:rPr>
+          <w:lang w:val="en-US"/>
+        </w:rPr>
+        <w:t xml:space="preserve"> </w:t>
+      </w:r>
+      <w:proofErr w:type="spellStart"/>
+      <w:r>
+        <w:rPr>
+          <w:lang w:val="en-US"/>
+        </w:rPr>
+        <w:t>amatwi</w:t>
+      </w:r>
+      <w:proofErr w:type="spellEnd"/>
+      <w:r>
+        <w:rPr>
+          <w:lang w:val="en-US"/>
+        </w:rPr>
+        <w:t xml:space="preserve"> </w:t>
+      </w:r>
+      <w:proofErr w:type="spellStart"/>
+      <w:r>
+        <w:rPr>
+          <w:lang w:val="en-US"/>
+        </w:rPr>
+        <w:t>neza</w:t>
+      </w:r>
+      <w:proofErr w:type="spellEnd"/>
+      <w:r>
+        <w:rPr>
+          <w:lang w:val="en-US"/>
+        </w:rPr>
+        <w:t xml:space="preserve"> maze </w:t>
+      </w:r>
+      <w:proofErr w:type="spellStart"/>
+      <w:r>
+        <w:rPr>
+          <w:lang w:val="en-US"/>
+        </w:rPr>
+        <w:t>amwizeza</w:t>
+      </w:r>
+      <w:proofErr w:type="spellEnd"/>
+      <w:r>
+        <w:rPr>
+          <w:lang w:val="en-US"/>
+        </w:rPr>
+        <w:t xml:space="preserve"> ko </w:t>
+      </w:r>
+      <w:proofErr w:type="spellStart"/>
+      <w:r>
+        <w:rPr>
+          <w:lang w:val="en-US"/>
+        </w:rPr>
+        <w:t>kwisuzumisha</w:t>
+      </w:r>
+      <w:proofErr w:type="spellEnd"/>
+      <w:r>
+        <w:rPr>
+          <w:lang w:val="en-US"/>
+        </w:rPr>
+        <w:t xml:space="preserve"> </w:t>
+      </w:r>
+      <w:proofErr w:type="spellStart"/>
+      <w:r>
+        <w:rPr>
+          <w:lang w:val="en-US"/>
+        </w:rPr>
+        <w:t>byamufasha</w:t>
+      </w:r>
+      <w:proofErr w:type="spellEnd"/>
+      <w:r>
+        <w:rPr>
+          <w:lang w:val="en-US"/>
+        </w:rPr>
+        <w:t xml:space="preserve">. Kubera </w:t>
+      </w:r>
+      <w:proofErr w:type="spellStart"/>
+      <w:r>
+        <w:rPr>
+          <w:lang w:val="en-US"/>
+        </w:rPr>
+        <w:t>inkunga</w:t>
+      </w:r>
+      <w:proofErr w:type="spellEnd"/>
+      <w:r>
+        <w:rPr>
+          <w:lang w:val="en-US"/>
+        </w:rPr>
+        <w:t xml:space="preserve"> </w:t>
+      </w:r>
+      <w:proofErr w:type="spellStart"/>
+      <w:r>
+        <w:rPr>
+          <w:lang w:val="en-US"/>
+        </w:rPr>
+        <w:t>ya</w:t>
+      </w:r>
+      <w:proofErr w:type="spellEnd"/>
+      <w:r>
+        <w:rPr>
+          <w:lang w:val="en-US"/>
+        </w:rPr>
+        <w:t xml:space="preserve"> Claudine </w:t>
+      </w:r>
+      <w:proofErr w:type="spellStart"/>
+      <w:r>
+        <w:rPr>
+          <w:lang w:val="en-US"/>
+        </w:rPr>
+        <w:t>n’umuhungu</w:t>
+      </w:r>
+      <w:proofErr w:type="spellEnd"/>
+      <w:r>
+        <w:rPr>
+          <w:lang w:val="en-US"/>
+        </w:rPr>
+        <w:t xml:space="preserve"> we Gilbert, Faustine </w:t>
+      </w:r>
+      <w:proofErr w:type="spellStart"/>
+      <w:r>
+        <w:rPr>
+          <w:lang w:val="en-US"/>
+        </w:rPr>
+        <w:t>yafashe</w:t>
+      </w:r>
+      <w:proofErr w:type="spellEnd"/>
+      <w:r>
+        <w:rPr>
+          <w:lang w:val="en-US"/>
+        </w:rPr>
+        <w:t xml:space="preserve"> </w:t>
+      </w:r>
+      <w:proofErr w:type="spellStart"/>
+      <w:r>
+        <w:rPr>
+          <w:lang w:val="en-US"/>
+        </w:rPr>
+        <w:t>icyemezo</w:t>
+      </w:r>
+      <w:proofErr w:type="spellEnd"/>
+      <w:r>
+        <w:rPr>
+          <w:lang w:val="en-US"/>
+        </w:rPr>
+        <w:t xml:space="preserve"> </w:t>
+      </w:r>
+      <w:proofErr w:type="spellStart"/>
+      <w:r>
+        <w:rPr>
+          <w:lang w:val="en-US"/>
+        </w:rPr>
+        <w:t>cyo</w:t>
+      </w:r>
+      <w:proofErr w:type="spellEnd"/>
+      <w:r>
+        <w:rPr>
+          <w:lang w:val="en-US"/>
+        </w:rPr>
+        <w:t xml:space="preserve"> </w:t>
+      </w:r>
+      <w:proofErr w:type="spellStart"/>
+      <w:r>
+        <w:rPr>
+          <w:lang w:val="en-US"/>
+        </w:rPr>
+        <w:t>kujya</w:t>
+      </w:r>
+      <w:proofErr w:type="spellEnd"/>
+      <w:r>
+        <w:rPr>
+          <w:lang w:val="en-US"/>
+        </w:rPr>
+        <w:t xml:space="preserve"> </w:t>
+      </w:r>
+      <w:proofErr w:type="spellStart"/>
+      <w:r>
+        <w:rPr>
+          <w:lang w:val="en-US"/>
+        </w:rPr>
+        <w:t>ku</w:t>
+      </w:r>
+      <w:proofErr w:type="spellEnd"/>
+      <w:r>
+        <w:rPr>
+          <w:lang w:val="en-US"/>
+        </w:rPr>
+        <w:t xml:space="preserve"> </w:t>
+      </w:r>
+      <w:proofErr w:type="spellStart"/>
+      <w:r>
+        <w:rPr>
+          <w:lang w:val="en-US"/>
+        </w:rPr>
+        <w:t>kigo</w:t>
+      </w:r>
+      <w:proofErr w:type="spellEnd"/>
+      <w:r>
+        <w:rPr>
+          <w:lang w:val="en-US"/>
+        </w:rPr>
+        <w:t xml:space="preserve"> </w:t>
+      </w:r>
+      <w:proofErr w:type="spellStart"/>
+      <w:r>
+        <w:rPr>
+          <w:lang w:val="en-US"/>
+        </w:rPr>
+        <w:t>nderabuzima</w:t>
+      </w:r>
+      <w:proofErr w:type="spellEnd"/>
+      <w:r>
+        <w:rPr>
+          <w:lang w:val="en-US"/>
+        </w:rPr>
+        <w:t xml:space="preserve"> no </w:t>
+      </w:r>
+      <w:proofErr w:type="spellStart"/>
+      <w:r>
+        <w:rPr>
+          <w:lang w:val="en-US"/>
+        </w:rPr>
+        <w:t>gutangira</w:t>
+      </w:r>
+      <w:proofErr w:type="spellEnd"/>
+      <w:r>
+        <w:rPr>
+          <w:lang w:val="en-US"/>
+        </w:rPr>
+        <w:t xml:space="preserve"> </w:t>
+      </w:r>
+      <w:proofErr w:type="spellStart"/>
+      <w:r>
+        <w:rPr>
+          <w:lang w:val="en-US"/>
+        </w:rPr>
+        <w:t>urugendo</w:t>
+      </w:r>
+      <w:proofErr w:type="spellEnd"/>
+      <w:r>
+        <w:rPr>
+          <w:lang w:val="en-US"/>
+        </w:rPr>
+        <w:t xml:space="preserve"> </w:t>
+      </w:r>
+      <w:proofErr w:type="spellStart"/>
+      <w:r>
+        <w:rPr>
+          <w:lang w:val="en-US"/>
+        </w:rPr>
+        <w:t>rwo</w:t>
+      </w:r>
+      <w:proofErr w:type="spellEnd"/>
+      <w:r>
+        <w:rPr>
+          <w:lang w:val="en-US"/>
+        </w:rPr>
+        <w:t xml:space="preserve"> </w:t>
+      </w:r>
+      <w:proofErr w:type="spellStart"/>
+      <w:r>
+        <w:rPr>
+          <w:lang w:val="en-US"/>
+        </w:rPr>
+        <w:t>kwivuza</w:t>
+      </w:r>
+      <w:proofErr w:type="spellEnd"/>
+      <w:r>
+        <w:rPr>
+          <w:lang w:val="en-US"/>
+        </w:rPr>
+        <w:t>.</w:t>
       </w:r>
     </w:p>
     <w:p>
@@ -392,19 +1032,7 @@
         <w:rPr>
           <w:lang w:val="en-US"/>
         </w:rPr>
-        <w:t xml:space="preserve">Video </w:t>
-      </w:r>
-      <w:r>
-        <w:rPr>
-          <w:lang w:val="en-US"/>
-        </w:rPr>
-        <w:t>2</w:t>
-      </w:r>
-      <w:r>
-        <w:rPr>
-          <w:lang w:val="en-US"/>
-        </w:rPr>
-        <w:t xml:space="preserve"> CHW Kinyarwanda</w:t>
+        <w:t>Video 2 CHW Kinyarwanda</w:t>
       </w:r>
     </w:p>
     <w:p>
@@ -417,7 +1045,399 @@
         <w:rPr>
           <w:lang w:val="en-US"/>
         </w:rPr>
-        <w:t>Uwaze a 58 ans et travaille comme commerçante au marché. Depuis environ trois mois, elle ressent une gêne dans le haut de l’abdomen et se sent rassasiée très rapidement lorsqu’elle mange. Elle a aussi remarqué une perte de poids involontaire. Il y a несколько années, elle a été traitée pour une infection de l’estomac, mais n’a pas effectué le suivi recommandé. Comme ces symptômes persistent, une évaluation complémentaire est nécessaire pour comprendre leur cause et déterminer les prochaines étapes.</w:t>
+        <w:t xml:space="preserve">Mu nama </w:t>
+      </w:r>
+      <w:proofErr w:type="spellStart"/>
+      <w:r>
+        <w:rPr>
+          <w:lang w:val="en-US"/>
+        </w:rPr>
+        <w:t>n’umuganga</w:t>
+      </w:r>
+      <w:proofErr w:type="spellEnd"/>
+      <w:r>
+        <w:rPr>
+          <w:lang w:val="en-US"/>
+        </w:rPr>
+        <w:t xml:space="preserve">, Faustine </w:t>
+      </w:r>
+      <w:proofErr w:type="spellStart"/>
+      <w:r>
+        <w:rPr>
+          <w:lang w:val="en-US"/>
+        </w:rPr>
+        <w:t>yasobanuriwe</w:t>
+      </w:r>
+      <w:proofErr w:type="spellEnd"/>
+      <w:r>
+        <w:rPr>
+          <w:lang w:val="en-US"/>
+        </w:rPr>
+        <w:t xml:space="preserve"> </w:t>
+      </w:r>
+      <w:proofErr w:type="spellStart"/>
+      <w:r>
+        <w:rPr>
+          <w:lang w:val="en-US"/>
+        </w:rPr>
+        <w:t>ibisubizo</w:t>
+      </w:r>
+      <w:proofErr w:type="spellEnd"/>
+      <w:r>
+        <w:rPr>
+          <w:lang w:val="en-US"/>
+        </w:rPr>
+        <w:t xml:space="preserve"> </w:t>
+      </w:r>
+      <w:proofErr w:type="spellStart"/>
+      <w:r>
+        <w:rPr>
+          <w:lang w:val="en-US"/>
+        </w:rPr>
+        <w:t>n’intambwe</w:t>
+      </w:r>
+      <w:proofErr w:type="spellEnd"/>
+      <w:r>
+        <w:rPr>
+          <w:lang w:val="en-US"/>
+        </w:rPr>
+        <w:t xml:space="preserve"> </w:t>
+      </w:r>
+      <w:proofErr w:type="spellStart"/>
+      <w:r>
+        <w:rPr>
+          <w:lang w:val="en-US"/>
+        </w:rPr>
+        <w:t>zikurikiraho</w:t>
+      </w:r>
+      <w:proofErr w:type="spellEnd"/>
+      <w:r>
+        <w:rPr>
+          <w:lang w:val="en-US"/>
+        </w:rPr>
+        <w:t xml:space="preserve">. Claudine </w:t>
+      </w:r>
+      <w:proofErr w:type="spellStart"/>
+      <w:r>
+        <w:rPr>
+          <w:lang w:val="en-US"/>
+        </w:rPr>
+        <w:t>yamwumvise</w:t>
+      </w:r>
+      <w:proofErr w:type="spellEnd"/>
+      <w:r>
+        <w:rPr>
+          <w:lang w:val="en-US"/>
+        </w:rPr>
+        <w:t xml:space="preserve"> </w:t>
+      </w:r>
+      <w:proofErr w:type="spellStart"/>
+      <w:r>
+        <w:rPr>
+          <w:lang w:val="en-US"/>
+        </w:rPr>
+        <w:t>kandi</w:t>
+      </w:r>
+      <w:proofErr w:type="spellEnd"/>
+      <w:r>
+        <w:rPr>
+          <w:lang w:val="en-US"/>
+        </w:rPr>
+        <w:t xml:space="preserve"> </w:t>
+      </w:r>
+      <w:proofErr w:type="spellStart"/>
+      <w:r>
+        <w:rPr>
+          <w:lang w:val="en-US"/>
+        </w:rPr>
+        <w:t>amuhumuriza</w:t>
+      </w:r>
+      <w:proofErr w:type="spellEnd"/>
+      <w:r>
+        <w:rPr>
+          <w:lang w:val="en-US"/>
+        </w:rPr>
+        <w:t xml:space="preserve"> ko </w:t>
+      </w:r>
+      <w:proofErr w:type="spellStart"/>
+      <w:r>
+        <w:rPr>
+          <w:lang w:val="en-US"/>
+        </w:rPr>
+        <w:t>ubuvuzi</w:t>
+      </w:r>
+      <w:proofErr w:type="spellEnd"/>
+      <w:r>
+        <w:rPr>
+          <w:lang w:val="en-US"/>
+        </w:rPr>
+        <w:t xml:space="preserve"> </w:t>
+      </w:r>
+      <w:proofErr w:type="spellStart"/>
+      <w:r>
+        <w:rPr>
+          <w:lang w:val="en-US"/>
+        </w:rPr>
+        <w:t>n’ubufasha</w:t>
+      </w:r>
+      <w:proofErr w:type="spellEnd"/>
+      <w:r>
+        <w:rPr>
+          <w:lang w:val="en-US"/>
+        </w:rPr>
+        <w:t xml:space="preserve"> </w:t>
+      </w:r>
+      <w:proofErr w:type="spellStart"/>
+      <w:r>
+        <w:rPr>
+          <w:lang w:val="en-US"/>
+        </w:rPr>
+        <w:t>biboneka</w:t>
+      </w:r>
+      <w:proofErr w:type="spellEnd"/>
+      <w:r>
+        <w:rPr>
+          <w:lang w:val="en-US"/>
+        </w:rPr>
+        <w:t xml:space="preserve">. Gilbert </w:t>
+      </w:r>
+      <w:proofErr w:type="spellStart"/>
+      <w:r>
+        <w:rPr>
+          <w:lang w:val="en-US"/>
+        </w:rPr>
+        <w:t>yamubaye</w:t>
+      </w:r>
+      <w:proofErr w:type="spellEnd"/>
+      <w:r>
+        <w:rPr>
+          <w:lang w:val="en-US"/>
+        </w:rPr>
+        <w:t xml:space="preserve"> </w:t>
+      </w:r>
+      <w:proofErr w:type="spellStart"/>
+      <w:r>
+        <w:rPr>
+          <w:lang w:val="en-US"/>
+        </w:rPr>
+        <w:t>hafi</w:t>
+      </w:r>
+      <w:proofErr w:type="spellEnd"/>
+      <w:r>
+        <w:rPr>
+          <w:lang w:val="en-US"/>
+        </w:rPr>
+        <w:t xml:space="preserve"> mu </w:t>
+      </w:r>
+      <w:proofErr w:type="spellStart"/>
+      <w:r>
+        <w:rPr>
+          <w:lang w:val="en-US"/>
+        </w:rPr>
+        <w:t>rugendo</w:t>
+      </w:r>
+      <w:proofErr w:type="spellEnd"/>
+      <w:r>
+        <w:rPr>
+          <w:lang w:val="en-US"/>
+        </w:rPr>
+        <w:t xml:space="preserve"> </w:t>
+      </w:r>
+      <w:proofErr w:type="spellStart"/>
+      <w:r>
+        <w:rPr>
+          <w:lang w:val="en-US"/>
+        </w:rPr>
+        <w:t>rwose</w:t>
+      </w:r>
+      <w:proofErr w:type="spellEnd"/>
+      <w:r>
+        <w:rPr>
+          <w:lang w:val="en-US"/>
+        </w:rPr>
+        <w:t xml:space="preserve">. </w:t>
+      </w:r>
+      <w:proofErr w:type="spellStart"/>
+      <w:r>
+        <w:rPr>
+          <w:lang w:val="en-US"/>
+        </w:rPr>
+        <w:t>Yasabwe</w:t>
+      </w:r>
+      <w:proofErr w:type="spellEnd"/>
+      <w:r>
+        <w:rPr>
+          <w:lang w:val="en-US"/>
+        </w:rPr>
+        <w:t xml:space="preserve"> </w:t>
+      </w:r>
+      <w:proofErr w:type="spellStart"/>
+      <w:r>
+        <w:rPr>
+          <w:lang w:val="en-US"/>
+        </w:rPr>
+        <w:t>gukomeza</w:t>
+      </w:r>
+      <w:proofErr w:type="spellEnd"/>
+      <w:r>
+        <w:rPr>
+          <w:lang w:val="en-US"/>
+        </w:rPr>
+        <w:t xml:space="preserve"> </w:t>
+      </w:r>
+      <w:proofErr w:type="spellStart"/>
+      <w:r>
+        <w:rPr>
+          <w:lang w:val="en-US"/>
+        </w:rPr>
+        <w:t>kwisuzumisha</w:t>
+      </w:r>
+      <w:proofErr w:type="spellEnd"/>
+      <w:r>
+        <w:rPr>
+          <w:lang w:val="en-US"/>
+        </w:rPr>
+        <w:t xml:space="preserve"> no </w:t>
+      </w:r>
+      <w:proofErr w:type="spellStart"/>
+      <w:r>
+        <w:rPr>
+          <w:lang w:val="en-US"/>
+        </w:rPr>
+        <w:t>gutanga</w:t>
+      </w:r>
+      <w:proofErr w:type="spellEnd"/>
+      <w:r>
+        <w:rPr>
+          <w:lang w:val="en-US"/>
+        </w:rPr>
+        <w:t xml:space="preserve"> </w:t>
+      </w:r>
+      <w:proofErr w:type="spellStart"/>
+      <w:r>
+        <w:rPr>
+          <w:lang w:val="en-US"/>
+        </w:rPr>
+        <w:t>amakuru</w:t>
+      </w:r>
+      <w:proofErr w:type="spellEnd"/>
+      <w:r>
+        <w:rPr>
+          <w:lang w:val="en-US"/>
+        </w:rPr>
+        <w:t xml:space="preserve"> </w:t>
+      </w:r>
+      <w:proofErr w:type="spellStart"/>
+      <w:r>
+        <w:rPr>
+          <w:lang w:val="en-US"/>
+        </w:rPr>
+        <w:t>vuba</w:t>
+      </w:r>
+      <w:proofErr w:type="spellEnd"/>
+      <w:r>
+        <w:rPr>
+          <w:lang w:val="en-US"/>
+        </w:rPr>
+        <w:t xml:space="preserve"> </w:t>
+      </w:r>
+      <w:proofErr w:type="spellStart"/>
+      <w:r>
+        <w:rPr>
+          <w:lang w:val="en-US"/>
+        </w:rPr>
+        <w:t>igihe</w:t>
+      </w:r>
+      <w:proofErr w:type="spellEnd"/>
+      <w:r>
+        <w:rPr>
+          <w:lang w:val="en-US"/>
+        </w:rPr>
+        <w:t xml:space="preserve"> </w:t>
+      </w:r>
+      <w:proofErr w:type="spellStart"/>
+      <w:r>
+        <w:rPr>
+          <w:lang w:val="en-US"/>
+        </w:rPr>
+        <w:t>habaye</w:t>
+      </w:r>
+      <w:proofErr w:type="spellEnd"/>
+      <w:r>
+        <w:rPr>
+          <w:lang w:val="en-US"/>
+        </w:rPr>
+        <w:t xml:space="preserve"> </w:t>
+      </w:r>
+      <w:proofErr w:type="spellStart"/>
+      <w:r>
+        <w:rPr>
+          <w:lang w:val="en-US"/>
+        </w:rPr>
+        <w:t>ikibazo</w:t>
+      </w:r>
+      <w:proofErr w:type="spellEnd"/>
+      <w:r>
+        <w:rPr>
+          <w:lang w:val="en-US"/>
+        </w:rPr>
+        <w:t xml:space="preserve"> </w:t>
+      </w:r>
+      <w:proofErr w:type="spellStart"/>
+      <w:r>
+        <w:rPr>
+          <w:lang w:val="en-US"/>
+        </w:rPr>
+        <w:t>gishya</w:t>
+      </w:r>
+      <w:proofErr w:type="spellEnd"/>
+      <w:r>
+        <w:rPr>
+          <w:lang w:val="en-US"/>
+        </w:rPr>
+        <w:t xml:space="preserve"> </w:t>
+      </w:r>
+      <w:proofErr w:type="spellStart"/>
+      <w:r>
+        <w:rPr>
+          <w:lang w:val="en-US"/>
+        </w:rPr>
+        <w:t>cyangwa</w:t>
+      </w:r>
+      <w:proofErr w:type="spellEnd"/>
+      <w:r>
+        <w:rPr>
+          <w:lang w:val="en-US"/>
+        </w:rPr>
+        <w:t xml:space="preserve"> </w:t>
+      </w:r>
+      <w:proofErr w:type="spellStart"/>
+      <w:r>
+        <w:rPr>
+          <w:lang w:val="en-US"/>
+        </w:rPr>
+        <w:t>ububabare</w:t>
+      </w:r>
+      <w:proofErr w:type="spellEnd"/>
+      <w:r>
+        <w:rPr>
+          <w:lang w:val="en-US"/>
+        </w:rPr>
+        <w:t xml:space="preserve"> </w:t>
+      </w:r>
+      <w:proofErr w:type="spellStart"/>
+      <w:r>
+        <w:rPr>
+          <w:lang w:val="en-US"/>
+        </w:rPr>
+        <w:t>bwiyongereye</w:t>
+      </w:r>
+      <w:proofErr w:type="spellEnd"/>
+      <w:r>
+        <w:rPr>
+          <w:lang w:val="en-US"/>
+        </w:rPr>
+        <w:t>.</w:t>
       </w:r>
     </w:p>
     <w:p>
